--- a/4.自由票业务合同.docx
+++ b/4.自由票业务合同.docx
@@ -143,7 +143,7 @@
           <w:szCs w:val="21"/>
           <w:lang w:val="en-US" w:eastAsia="zh-CN"/>
         </w:rPr>
-        <w:t>合同编号：</w:t>
+        <w:t>合同编号：{</w:t>
       </w:r>
       <w:r>
         <w:rPr>
@@ -195,7 +195,7 @@
           <w:szCs w:val="21"/>
           <w:lang w:val="en-US" w:eastAsia="zh-CN"/>
         </w:rPr>
-        <w:t>额度合同编号：</w:t>
+        <w:t>额度合同编号：{</w:t>
       </w:r>
       <w:r>
         <w:rPr>
@@ -1153,15 +1153,8 @@
         </w:rPr>
         <w:t>{{批复金额大写}}</w:t>
       </w:r>
-      <w:r>
-        <w:rPr>
-          <w:rFonts w:hint="eastAsia" w:ascii="Times New Roman" w:hAnsi="Times New Roman" w:eastAsia="宋体" w:cs="Times New Roman"/>
-          <w:kern w:val="0"/>
-          <w:szCs w:val="21"/>
-          <w:lang w:val="en-US" w:eastAsia="zh-CN"/>
-        </w:rPr>
-        <w:t xml:space="preserve">           </w:t>
-      </w:r>
+      <w:bookmarkStart w:id="9" w:name="_GoBack"/>
+      <w:bookmarkEnd w:id="9"/>
     </w:p>
     <w:p>
       <w:pPr>
@@ -6289,9 +6282,7 @@
           <w:kern w:val="0"/>
         </w:rPr>
       </w:pPr>
-      <w:bookmarkStart w:id="9" w:name="_GoBack"/>
-    </w:p>
-    <w:bookmarkEnd w:id="9"/>
+    </w:p>
     <w:p>
       <w:pPr>
         <w:snapToGrid w:val="0"/>
